--- a/CienciasDaComputação/5 - Quinto Semestre/SO/Lista 4 a 10/processos_SEM_resolucao (1).docx
+++ b/CienciasDaComputação/5 - Quinto Semestre/SO/Lista 4 a 10/processos_SEM_resolucao (1).docx
@@ -13,7 +13,15 @@
         <w:outlineLvl w:val="0"/>
       </w:pPr>
       <w:r>
-        <w:t>Quais das seguintes instruções devem ser permitidas apenas em modo supervidor?</w:t>
+        <w:t xml:space="preserve">Quais das seguintes instruções devem ser permitidas apenas em modo </w:t>
+      </w:r>
+      <w:proofErr w:type="spellStart"/>
+      <w:r>
+        <w:t>supervidor</w:t>
+      </w:r>
+      <w:proofErr w:type="spellEnd"/>
+      <w:r>
+        <w:t>?</w:t>
       </w:r>
       <w:r>
         <w:t xml:space="preserve"> </w:t>
@@ -93,7 +101,52 @@
         <w:outlineLvl w:val="0"/>
       </w:pPr>
       <w:r>
-        <w:t>Um arquivo cujo dono tem uid = 12 e gid = 1 tem modos de permissão rwxr-x---. Outro usuário com  uid = 6 e gid = 1 tenta acessar o arquivo. O que irá acontecer?</w:t>
+        <w:t xml:space="preserve">Um arquivo cujo dono tem </w:t>
+      </w:r>
+      <w:proofErr w:type="spellStart"/>
+      <w:r>
+        <w:t>uid</w:t>
+      </w:r>
+      <w:proofErr w:type="spellEnd"/>
+      <w:r>
+        <w:t xml:space="preserve"> = 12 e </w:t>
+      </w:r>
+      <w:proofErr w:type="spellStart"/>
+      <w:r>
+        <w:t>gid</w:t>
+      </w:r>
+      <w:proofErr w:type="spellEnd"/>
+      <w:r>
+        <w:t xml:space="preserve"> = 1 tem modos de permissão </w:t>
+      </w:r>
+      <w:proofErr w:type="spellStart"/>
+      <w:r>
+        <w:t>rwxr</w:t>
+      </w:r>
+      <w:proofErr w:type="spellEnd"/>
+      <w:r>
+        <w:t xml:space="preserve">-x---. Outro usuário </w:t>
+      </w:r>
+      <w:proofErr w:type="gramStart"/>
+      <w:r>
+        <w:t xml:space="preserve">com  </w:t>
+      </w:r>
+      <w:proofErr w:type="spellStart"/>
+      <w:r>
+        <w:t>uid</w:t>
+      </w:r>
+      <w:proofErr w:type="spellEnd"/>
+      <w:proofErr w:type="gramEnd"/>
+      <w:r>
+        <w:t xml:space="preserve"> = 6 e </w:t>
+      </w:r>
+      <w:proofErr w:type="spellStart"/>
+      <w:r>
+        <w:t>gid</w:t>
+      </w:r>
+      <w:proofErr w:type="spellEnd"/>
+      <w:r>
+        <w:t xml:space="preserve"> = 1 tenta acessar o arquivo. O que irá acontecer?</w:t>
       </w:r>
     </w:p>
     <w:p>
@@ -133,6 +186,13 @@
     <w:p>
       <w:pPr>
         <w:pStyle w:val="Corpodetexto"/>
+        <w:jc w:val="both"/>
+        <w:outlineLvl w:val="0"/>
+      </w:pPr>
+    </w:p>
+    <w:p>
+      <w:pPr>
+        <w:pStyle w:val="Corpodetexto"/>
         <w:numPr>
           <w:ilvl w:val="0"/>
           <w:numId w:val="30"/>
@@ -146,6 +206,36 @@
     </w:p>
     <w:p>
       <w:pPr>
+        <w:pStyle w:val="PargrafodaLista"/>
+      </w:pPr>
+    </w:p>
+    <w:p>
+      <w:pPr>
+        <w:pStyle w:val="Corpodetexto"/>
+        <w:ind w:left="720"/>
+        <w:jc w:val="both"/>
+        <w:outlineLvl w:val="0"/>
+      </w:pPr>
+      <w:r>
+        <w:rPr>
+          <w:b/>
+          <w:bCs/>
+        </w:rPr>
+        <w:t>R</w:t>
+      </w:r>
+      <w:r>
+        <w:t>: Para o chaveamento de processo ser feito por hardware, ele precisaria armazenar as mesmas informações do PCB: estado do processo, contador de programa, registradores da CPU, informações de escalonamento, gerência de memória, contabilidade e status de I/O. No funcionamento, o próprio hardware salvaria o estado do processo atual, escolheria outro processo pronto, recarregaria o estado dele e retomaria a execução a partir da instrução correta. Isso substituiria o modelo tradicional em que a troca acontece via interrupção e o sistema operacional salva e restaura o contexto.</w:t>
+      </w:r>
+    </w:p>
+    <w:p>
+      <w:pPr>
+        <w:pStyle w:val="Corpodetexto"/>
+        <w:jc w:val="both"/>
+        <w:outlineLvl w:val="0"/>
+      </w:pPr>
+    </w:p>
+    <w:p>
+      <w:pPr>
         <w:pStyle w:val="Corpodetexto"/>
         <w:jc w:val="both"/>
         <w:outlineLvl w:val="0"/>
@@ -168,6 +258,41 @@
     <w:p>
       <w:pPr>
         <w:pStyle w:val="Corpodetexto"/>
+        <w:ind w:left="720"/>
+        <w:jc w:val="both"/>
+        <w:outlineLvl w:val="0"/>
+      </w:pPr>
+    </w:p>
+    <w:p>
+      <w:pPr>
+        <w:pStyle w:val="Corpodetexto"/>
+        <w:ind w:left="708"/>
+        <w:jc w:val="both"/>
+        <w:outlineLvl w:val="0"/>
+      </w:pPr>
+      <w:r>
+        <w:rPr>
+          <w:b/>
+          <w:bCs/>
+        </w:rPr>
+        <w:t>R:</w:t>
+      </w:r>
+      <w:r>
+        <w:t xml:space="preserve"> Existe uma pilha para cada thread, porque cada uma precisa manter seu próprio contexto de execução e retomar do ponto onde parou. Como a execução envolve pilha e contador de programa, threads diferentes não podem compartilhar a mesma pilha.</w:t>
+      </w:r>
+    </w:p>
+    <w:p>
+      <w:pPr>
+        <w:pStyle w:val="Corpodetexto"/>
+        <w:ind w:left="708"/>
+        <w:jc w:val="both"/>
+        <w:outlineLvl w:val="0"/>
+      </w:pPr>
+    </w:p>
+    <w:p>
+      <w:pPr>
+        <w:pStyle w:val="Corpodetexto"/>
+        <w:ind w:left="708"/>
         <w:jc w:val="both"/>
         <w:outlineLvl w:val="0"/>
       </w:pPr>
@@ -183,7 +308,15 @@
         <w:outlineLvl w:val="0"/>
       </w:pPr>
       <w:r>
-        <w:t xml:space="preserve">O CDC 6600 podia trabalhar com até 10 processos usando uma forma especial de escalonamento round-robin denominada </w:t>
+        <w:t>O CDC 6600 podia trabalhar com até 10 processos usando uma forma especial de escalonamento round-</w:t>
+      </w:r>
+      <w:proofErr w:type="spellStart"/>
+      <w:r>
+        <w:t>robin</w:t>
+      </w:r>
+      <w:proofErr w:type="spellEnd"/>
+      <w:r>
+        <w:t xml:space="preserve"> denominada </w:t>
       </w:r>
       <w:r>
         <w:rPr>
@@ -193,8 +326,106 @@
         <w:t>compartilhamento de processador</w:t>
       </w:r>
       <w:r>
-        <w:t>. Um chaveamento ocorria após cada  execução de uma instrução. A 1ª instrução do processo p1, a 1ª instrução do processo p2 e assim sucessivamente. Suponha overhead próximo de zero. Se um processo necessita de T segundos para completar sua operação (sem concorrência),  quanto tempo gastará se o processador for compartilhado com n processos?</w:t>
-      </w:r>
+        <w:t xml:space="preserve">. Um chaveamento ocorria após </w:t>
+      </w:r>
+      <w:proofErr w:type="gramStart"/>
+      <w:r>
+        <w:t>cada  execução</w:t>
+      </w:r>
+      <w:proofErr w:type="gramEnd"/>
+      <w:r>
+        <w:t xml:space="preserve"> de uma instrução. A 1ª instrução do processo p1, a 1ª instrução do processo p2 e assim sucessivamente. Suponha overhead próximo de zero. Se um processo necessita de T segundos para completar sua operação (sem concorrência</w:t>
+      </w:r>
+      <w:proofErr w:type="gramStart"/>
+      <w:r>
+        <w:t>),  quanto</w:t>
+      </w:r>
+      <w:proofErr w:type="gramEnd"/>
+      <w:r>
+        <w:t xml:space="preserve"> tempo gastará se o processador for compartilhado com n processos?</w:t>
+      </w:r>
+    </w:p>
+    <w:p>
+      <w:pPr>
+        <w:pStyle w:val="Corpodetexto"/>
+        <w:jc w:val="both"/>
+        <w:outlineLvl w:val="0"/>
+      </w:pPr>
+    </w:p>
+    <w:p>
+      <w:pPr>
+        <w:pStyle w:val="Corpodetexto"/>
+        <w:ind w:left="708"/>
+        <w:jc w:val="both"/>
+        <w:outlineLvl w:val="0"/>
+      </w:pPr>
+      <w:r>
+        <w:rPr>
+          <w:b/>
+          <w:bCs/>
+        </w:rPr>
+        <w:t>R:</w:t>
+      </w:r>
+      <w:r>
+        <w:t xml:space="preserve"> Se o processador estiver sendo compartilhado entre </w:t>
+      </w:r>
+      <w:r>
+        <w:rPr>
+          <w:b/>
+          <w:bCs/>
+        </w:rPr>
+        <w:t>n processos</w:t>
+      </w:r>
+      <w:r>
+        <w:t xml:space="preserve"> e o overhead for desprezível, cada processo receberá </w:t>
+      </w:r>
+      <w:r>
+        <w:rPr>
+          <w:b/>
+          <w:bCs/>
+        </w:rPr>
+        <w:t>1/n da CPU</w:t>
+      </w:r>
+      <w:r>
+        <w:t xml:space="preserve">. Portanto, se um processo levaria </w:t>
+      </w:r>
+      <w:r>
+        <w:rPr>
+          <w:b/>
+          <w:bCs/>
+        </w:rPr>
+        <w:t>T segundos</w:t>
+      </w:r>
+      <w:r>
+        <w:t xml:space="preserve"> para terminar sozinho, ele levará </w:t>
+      </w:r>
+      <w:proofErr w:type="spellStart"/>
+      <w:r>
+        <w:rPr>
+          <w:b/>
+          <w:bCs/>
+        </w:rPr>
+        <w:t>nT</w:t>
+      </w:r>
+      <w:proofErr w:type="spellEnd"/>
+      <w:r>
+        <w:rPr>
+          <w:b/>
+          <w:bCs/>
+        </w:rPr>
+        <w:t xml:space="preserve"> segundos</w:t>
+      </w:r>
+      <w:r>
+        <w:t xml:space="preserve"> para completar sua execução nesse sistema compartilhado.</w:t>
+      </w:r>
+    </w:p>
+    <w:p>
+      <w:pPr>
+        <w:pStyle w:val="Corpodetexto"/>
+        <w:ind w:left="708"/>
+        <w:jc w:val="both"/>
+        <w:outlineLvl w:val="0"/>
+      </w:pPr>
     </w:p>
     <w:p>
       <w:pPr>
@@ -214,7 +445,50 @@
         <w:outlineLvl w:val="0"/>
       </w:pPr>
       <w:r>
-        <w:t>Escalonamento roud-robin mantém uma lista de processos executáveis, com cada processo aparecendo apenas uma única vez na lista. O que aconteceria se um processo aparecesse mais de uma vez? Por que motivo poderíamos permitir tal fato?</w:t>
+        <w:lastRenderedPageBreak/>
+        <w:t xml:space="preserve">Escalonamento </w:t>
+      </w:r>
+      <w:proofErr w:type="spellStart"/>
+      <w:r>
+        <w:t>roud-robin</w:t>
+      </w:r>
+      <w:proofErr w:type="spellEnd"/>
+      <w:r>
+        <w:t xml:space="preserve"> mantém uma lista de processos executáveis, com cada processo aparecendo apenas uma única vez na lista. O que aconteceria se um processo aparecesse mais de uma vez? Por que motivo poderíamos permitir tal fato?</w:t>
+      </w:r>
+    </w:p>
+    <w:p>
+      <w:pPr>
+        <w:pStyle w:val="Corpodetexto"/>
+        <w:ind w:left="720"/>
+        <w:jc w:val="both"/>
+        <w:outlineLvl w:val="0"/>
+      </w:pPr>
+    </w:p>
+    <w:p>
+      <w:pPr>
+        <w:pStyle w:val="Corpodetexto"/>
+        <w:ind w:left="720"/>
+        <w:jc w:val="both"/>
+        <w:outlineLvl w:val="0"/>
+      </w:pPr>
+      <w:r>
+        <w:rPr>
+          <w:b/>
+          <w:bCs/>
+        </w:rPr>
+        <w:t>R:</w:t>
+      </w:r>
+      <w:r>
+        <w:t xml:space="preserve"> Se um processo aparecesse mais de uma vez na lista do round-</w:t>
+      </w:r>
+      <w:proofErr w:type="spellStart"/>
+      <w:r>
+        <w:t>robin</w:t>
+      </w:r>
+      <w:proofErr w:type="spellEnd"/>
+      <w:r>
+        <w:t>, ele seria escalonado com mais frequência e receberia mais tempo de CPU do que os demais, funcionando como se tivesse maior prioridade. Poderíamos permitir isso justamente para favorecer processos mais importantes, dando a eles mais participação na CPU.</w:t>
       </w:r>
     </w:p>
     <w:p>
@@ -235,7 +509,33 @@
         <w:outlineLvl w:val="0"/>
       </w:pPr>
       <w:r>
-        <w:t>Medida de um certo sistema mostraram que um processo roda, em média,  por um período T  antes de ser bloqueado em uma operação de I/O. Considere que a troca de contexto consuma um tempo S (overhead). Qual é a fórmula que descreve a eficiência da CPU,  para um escalonamento round-robin com quantum Q, supondo:</w:t>
+        <w:t xml:space="preserve">Medida de um certo sistema mostraram que um processo roda, em </w:t>
+      </w:r>
+      <w:r>
+        <w:t>média, por</w:t>
+      </w:r>
+      <w:r>
+        <w:t xml:space="preserve"> um período </w:t>
+      </w:r>
+      <w:r>
+        <w:t>T antes</w:t>
+      </w:r>
+      <w:r>
+        <w:t xml:space="preserve"> de ser bloqueado em uma operação de I/O. Considere que a troca de contexto consuma um tempo S (overhead). Qual é a fórmula que descreve a eficiência da </w:t>
+      </w:r>
+      <w:r>
+        <w:t>CPU, para</w:t>
+      </w:r>
+      <w:r>
+        <w:t xml:space="preserve"> um escalonamento round-</w:t>
+      </w:r>
+      <w:proofErr w:type="spellStart"/>
+      <w:r>
+        <w:t>robin</w:t>
+      </w:r>
+      <w:proofErr w:type="spellEnd"/>
+      <w:r>
+        <w:t xml:space="preserve"> com quantum Q, supondo:</w:t>
       </w:r>
     </w:p>
     <w:p>
@@ -258,8 +558,19 @@
       <w:r>
         <w:t xml:space="preserve">Q = </w:t>
       </w:r>
-      <w:r>
-        <w:sym w:font="Symbol" w:char="F061"/>
+      <m:oMath>
+        <m:r>
+          <m:rPr>
+            <m:sty m:val="p"/>
+          </m:rPr>
+          <w:rPr>
+            <w:rFonts w:ascii="Cambria Math" w:hAnsi="Cambria Math"/>
+          </w:rPr>
+          <m:t>∞</m:t>
+        </m:r>
+      </m:oMath>
+      <w:r>
+        <w:t>,</w:t>
       </w:r>
     </w:p>
     <w:p>
@@ -340,6 +651,411 @@
     <w:p>
       <w:pPr>
         <w:pStyle w:val="Corpodetexto"/>
+        <w:ind w:left="708"/>
+        <w:jc w:val="both"/>
+        <w:outlineLvl w:val="0"/>
+      </w:pPr>
+      <w:r>
+        <w:rPr>
+          <w:b/>
+          <w:bCs/>
+        </w:rPr>
+        <w:t>R:</w:t>
+      </w:r>
+    </w:p>
+    <w:p>
+      <w:pPr>
+        <w:pStyle w:val="Corpodetexto"/>
+        <w:ind w:left="708"/>
+        <w:jc w:val="both"/>
+        <w:outlineLvl w:val="0"/>
+      </w:pPr>
+      <w:r>
+        <w:t xml:space="preserve">a. Se </w:t>
+      </w:r>
+      <m:oMath>
+        <m:r>
+          <w:rPr>
+            <w:rFonts w:ascii="Cambria Math" w:hAnsi="Cambria Math"/>
+          </w:rPr>
+          <m:t>Q=</m:t>
+        </m:r>
+        <m:r>
+          <m:rPr>
+            <m:sty m:val="p"/>
+          </m:rPr>
+          <w:rPr>
+            <w:rFonts w:ascii="Cambria Math" w:hAnsi="Cambria Math"/>
+          </w:rPr>
+          <m:t>∞</m:t>
+        </m:r>
+      </m:oMath>
+      <w:r>
+        <w:t>, o processo executa até bloquear em I/O, então a eficiência é</w:t>
+      </w:r>
+    </w:p>
+    <w:p>
+      <w:pPr>
+        <w:pStyle w:val="Corpodetexto"/>
+        <w:ind w:left="708"/>
+        <w:jc w:val="both"/>
+        <w:outlineLvl w:val="0"/>
+      </w:pPr>
+      <m:oMathPara>
+        <m:oMath>
+          <m:f>
+            <m:fPr>
+              <m:ctrlPr>
+                <w:rPr>
+                  <w:rFonts w:ascii="Cambria Math" w:hAnsi="Cambria Math"/>
+                </w:rPr>
+              </m:ctrlPr>
+            </m:fPr>
+            <m:num>
+              <m:r>
+                <w:rPr>
+                  <w:rFonts w:ascii="Cambria Math" w:hAnsi="Cambria Math"/>
+                </w:rPr>
+                <m:t>T</m:t>
+              </m:r>
+            </m:num>
+            <m:den>
+              <m:r>
+                <w:rPr>
+                  <w:rFonts w:ascii="Cambria Math" w:hAnsi="Cambria Math"/>
+                </w:rPr>
+                <m:t>T+S</m:t>
+              </m:r>
+            </m:den>
+          </m:f>
+          <m:r>
+            <w:br/>
+          </m:r>
+        </m:oMath>
+      </m:oMathPara>
+    </w:p>
+    <w:p>
+      <w:pPr>
+        <w:pStyle w:val="Corpodetexto"/>
+        <w:ind w:left="708"/>
+        <w:jc w:val="both"/>
+        <w:outlineLvl w:val="0"/>
+      </w:pPr>
+      <w:r>
+        <w:t xml:space="preserve">b. Se </w:t>
+      </w:r>
+      <m:oMath>
+        <m:r>
+          <w:rPr>
+            <w:rFonts w:ascii="Cambria Math" w:hAnsi="Cambria Math"/>
+          </w:rPr>
+          <m:t>Q&gt;T</m:t>
+        </m:r>
+      </m:oMath>
+      <w:r>
+        <w:t>, o processo também bloqueia antes do fim do quantum, então a eficiência é</w:t>
+      </w:r>
+    </w:p>
+    <w:p>
+      <w:pPr>
+        <w:pStyle w:val="Corpodetexto"/>
+        <w:ind w:left="708"/>
+        <w:jc w:val="both"/>
+        <w:outlineLvl w:val="0"/>
+      </w:pPr>
+      <m:oMathPara>
+        <m:oMath>
+          <m:f>
+            <m:fPr>
+              <m:ctrlPr>
+                <w:rPr>
+                  <w:rFonts w:ascii="Cambria Math" w:hAnsi="Cambria Math"/>
+                </w:rPr>
+              </m:ctrlPr>
+            </m:fPr>
+            <m:num>
+              <m:r>
+                <w:rPr>
+                  <w:rFonts w:ascii="Cambria Math" w:hAnsi="Cambria Math"/>
+                </w:rPr>
+                <m:t>T</m:t>
+              </m:r>
+            </m:num>
+            <m:den>
+              <m:r>
+                <w:rPr>
+                  <w:rFonts w:ascii="Cambria Math" w:hAnsi="Cambria Math"/>
+                </w:rPr>
+                <m:t>T+S</m:t>
+              </m:r>
+            </m:den>
+          </m:f>
+          <m:r>
+            <w:br/>
+          </m:r>
+        </m:oMath>
+      </m:oMathPara>
+    </w:p>
+    <w:p>
+      <w:pPr>
+        <w:pStyle w:val="Corpodetexto"/>
+        <w:ind w:left="708"/>
+        <w:jc w:val="both"/>
+        <w:outlineLvl w:val="0"/>
+      </w:pPr>
+      <w:r>
+        <w:t xml:space="preserve">c. Se </w:t>
+      </w:r>
+      <m:oMath>
+        <m:r>
+          <w:rPr>
+            <w:rFonts w:ascii="Cambria Math" w:hAnsi="Cambria Math"/>
+          </w:rPr>
+          <m:t>S&lt;Q&lt;T</m:t>
+        </m:r>
+      </m:oMath>
+      <w:r>
+        <w:t>, o processo é interrompido pelo quantum antes de bloquear, então a eficiência é</w:t>
+      </w:r>
+    </w:p>
+    <w:p>
+      <w:pPr>
+        <w:pStyle w:val="Corpodetexto"/>
+        <w:ind w:left="708"/>
+        <w:jc w:val="both"/>
+        <w:outlineLvl w:val="0"/>
+      </w:pPr>
+      <m:oMathPara>
+        <m:oMath>
+          <m:f>
+            <m:fPr>
+              <m:ctrlPr>
+                <w:rPr>
+                  <w:rFonts w:ascii="Cambria Math" w:hAnsi="Cambria Math"/>
+                </w:rPr>
+              </m:ctrlPr>
+            </m:fPr>
+            <m:num>
+              <m:r>
+                <w:rPr>
+                  <w:rFonts w:ascii="Cambria Math" w:hAnsi="Cambria Math"/>
+                </w:rPr>
+                <m:t>Q</m:t>
+              </m:r>
+            </m:num>
+            <m:den>
+              <m:r>
+                <w:rPr>
+                  <w:rFonts w:ascii="Cambria Math" w:hAnsi="Cambria Math"/>
+                </w:rPr>
+                <m:t>Q+S</m:t>
+              </m:r>
+            </m:den>
+          </m:f>
+          <m:r>
+            <w:br/>
+          </m:r>
+        </m:oMath>
+      </m:oMathPara>
+    </w:p>
+    <w:p>
+      <w:pPr>
+        <w:pStyle w:val="Corpodetexto"/>
+        <w:ind w:left="708"/>
+        <w:jc w:val="both"/>
+        <w:outlineLvl w:val="0"/>
+      </w:pPr>
+      <w:r>
+        <w:t xml:space="preserve">d. Se </w:t>
+      </w:r>
+      <m:oMath>
+        <m:r>
+          <w:rPr>
+            <w:rFonts w:ascii="Cambria Math" w:hAnsi="Cambria Math"/>
+          </w:rPr>
+          <m:t>Q=S</m:t>
+        </m:r>
+      </m:oMath>
+      <w:r>
+        <w:t>, então</w:t>
+      </w:r>
+    </w:p>
+    <w:p>
+      <w:pPr>
+        <w:pStyle w:val="Corpodetexto"/>
+        <w:ind w:left="708"/>
+        <w:jc w:val="both"/>
+        <w:outlineLvl w:val="0"/>
+      </w:pPr>
+      <m:oMathPara>
+        <m:oMath>
+          <m:f>
+            <m:fPr>
+              <m:ctrlPr>
+                <w:rPr>
+                  <w:rFonts w:ascii="Cambria Math" w:hAnsi="Cambria Math"/>
+                </w:rPr>
+              </m:ctrlPr>
+            </m:fPr>
+            <m:num>
+              <m:r>
+                <w:rPr>
+                  <w:rFonts w:ascii="Cambria Math" w:hAnsi="Cambria Math"/>
+                </w:rPr>
+                <m:t>Q</m:t>
+              </m:r>
+            </m:num>
+            <m:den>
+              <m:r>
+                <w:rPr>
+                  <w:rFonts w:ascii="Cambria Math" w:hAnsi="Cambria Math"/>
+                </w:rPr>
+                <m:t>Q+S</m:t>
+              </m:r>
+            </m:den>
+          </m:f>
+          <m:r>
+            <w:rPr>
+              <w:rFonts w:ascii="Cambria Math" w:hAnsi="Cambria Math"/>
+            </w:rPr>
+            <m:t>=</m:t>
+          </m:r>
+          <m:f>
+            <m:fPr>
+              <m:ctrlPr>
+                <w:rPr>
+                  <w:rFonts w:ascii="Cambria Math" w:hAnsi="Cambria Math"/>
+                </w:rPr>
+              </m:ctrlPr>
+            </m:fPr>
+            <m:num>
+              <m:r>
+                <w:rPr>
+                  <w:rFonts w:ascii="Cambria Math" w:hAnsi="Cambria Math"/>
+                </w:rPr>
+                <m:t>1</m:t>
+              </m:r>
+            </m:num>
+            <m:den>
+              <m:r>
+                <w:rPr>
+                  <w:rFonts w:ascii="Cambria Math" w:hAnsi="Cambria Math"/>
+                </w:rPr>
+                <m:t>2</m:t>
+              </m:r>
+            </m:den>
+          </m:f>
+          <m:r>
+            <w:br/>
+          </m:r>
+        </m:oMath>
+      </m:oMathPara>
+    </w:p>
+    <w:p>
+      <w:pPr>
+        <w:pStyle w:val="Corpodetexto"/>
+        <w:ind w:left="708"/>
+        <w:jc w:val="both"/>
+        <w:outlineLvl w:val="0"/>
+      </w:pPr>
+      <w:r>
+        <w:t xml:space="preserve">logo a eficiência é </w:t>
+      </w:r>
+      <w:r>
+        <w:rPr>
+          <w:b/>
+          <w:bCs/>
+        </w:rPr>
+        <w:t>50%</w:t>
+      </w:r>
+      <w:r>
+        <w:t>.</w:t>
+      </w:r>
+    </w:p>
+    <w:p>
+      <w:pPr>
+        <w:pStyle w:val="Corpodetexto"/>
+        <w:ind w:left="708"/>
+        <w:jc w:val="both"/>
+        <w:outlineLvl w:val="0"/>
+      </w:pPr>
+      <w:r>
+        <w:t xml:space="preserve">e. Se </w:t>
+      </w:r>
+      <m:oMath>
+        <m:r>
+          <w:rPr>
+            <w:rFonts w:ascii="Cambria Math" w:hAnsi="Cambria Math"/>
+          </w:rPr>
+          <m:t>Q</m:t>
+        </m:r>
+      </m:oMath>
+      <w:r>
+        <w:t>é próximo de 0, então a eficiência tende a</w:t>
+      </w:r>
+    </w:p>
+    <w:p>
+      <w:pPr>
+        <w:pStyle w:val="Corpodetexto"/>
+        <w:ind w:left="708"/>
+        <w:jc w:val="both"/>
+        <w:outlineLvl w:val="0"/>
+      </w:pPr>
+      <m:oMathPara>
+        <m:oMath>
+          <m:r>
+            <w:rPr>
+              <w:rFonts w:ascii="Cambria Math" w:hAnsi="Cambria Math"/>
+            </w:rPr>
+            <m:t>0</m:t>
+          </m:r>
+          <m:r>
+            <w:rPr>
+              <w:i/>
+            </w:rPr>
+            <w:br/>
+          </m:r>
+        </m:oMath>
+      </m:oMathPara>
+    </w:p>
+    <w:p>
+      <w:pPr>
+        <w:pStyle w:val="Corpodetexto"/>
+        <w:jc w:val="both"/>
+        <w:outlineLvl w:val="0"/>
+      </w:pPr>
+    </w:p>
+    <w:p>
+      <w:pPr>
+        <w:pStyle w:val="Corpodetexto"/>
+        <w:jc w:val="both"/>
+        <w:outlineLvl w:val="0"/>
+      </w:pPr>
+    </w:p>
+    <w:p>
+      <w:pPr>
+        <w:pStyle w:val="Corpodetexto"/>
+        <w:jc w:val="both"/>
+        <w:outlineLvl w:val="0"/>
+      </w:pPr>
+    </w:p>
+    <w:p>
+      <w:pPr>
+        <w:pStyle w:val="Corpodetexto"/>
+        <w:jc w:val="both"/>
+        <w:outlineLvl w:val="0"/>
+      </w:pPr>
+    </w:p>
+    <w:p>
+      <w:pPr>
+        <w:pStyle w:val="Corpodetexto"/>
+        <w:jc w:val="both"/>
+        <w:outlineLvl w:val="0"/>
+      </w:pPr>
+    </w:p>
+    <w:p>
+      <w:pPr>
+        <w:pStyle w:val="Corpodetexto"/>
         <w:numPr>
           <w:ilvl w:val="0"/>
           <w:numId w:val="30"/>
@@ -348,6 +1064,7 @@
         <w:outlineLvl w:val="0"/>
       </w:pPr>
       <w:r>
+        <w:lastRenderedPageBreak/>
         <w:t>Cinco tarefas são disparadas ao mesmo tempo. Seus tempos estimados de execução são de 10, 6, 2, 4 e 8 minutos. Considere que suas prioridades são 3, 5, 2, 1, e 4, respectivamente (</w:t>
       </w:r>
       <w:r>
@@ -376,8 +1093,13 @@
         <w:outlineLvl w:val="0"/>
       </w:pPr>
       <w:r>
-        <w:t>Round-robin</w:t>
-      </w:r>
+        <w:t>Round-</w:t>
+      </w:r>
+      <w:proofErr w:type="spellStart"/>
+      <w:r>
+        <w:t>robin</w:t>
+      </w:r>
+      <w:proofErr w:type="spellEnd"/>
     </w:p>
     <w:p>
       <w:pPr>
@@ -418,7 +1140,6 @@
         <w:outlineLvl w:val="0"/>
       </w:pPr>
       <w:r>
-        <w:lastRenderedPageBreak/>
         <w:t>SJF</w:t>
       </w:r>
     </w:p>
@@ -445,6 +1166,44 @@
       <w:r>
         <w:t>. Nos demais casos apenas uma tarefa é executada por vez.</w:t>
       </w:r>
+    </w:p>
+    <w:p>
+      <w:pPr>
+        <w:pStyle w:val="Corpodetexto"/>
+        <w:jc w:val="both"/>
+        <w:outlineLvl w:val="0"/>
+      </w:pPr>
+    </w:p>
+    <w:p>
+      <w:pPr>
+        <w:pStyle w:val="Corpodetexto"/>
+        <w:jc w:val="both"/>
+        <w:outlineLvl w:val="0"/>
+      </w:pPr>
+      <w:r>
+        <w:tab/>
+      </w:r>
+      <w:r>
+        <w:rPr>
+          <w:b/>
+          <w:bCs/>
+        </w:rPr>
+        <w:t>R:</w:t>
+      </w:r>
+      <w:r>
+        <w:t xml:space="preserve"> A) </w:t>
+      </w:r>
+      <w:r>
+        <w:t>22,2 – B) 16 – C) 19,2 – D) 14</w:t>
+      </w:r>
+    </w:p>
+    <w:p>
+      <w:pPr>
+        <w:pStyle w:val="Corpodetexto"/>
+        <w:ind w:left="708"/>
+        <w:jc w:val="both"/>
+        <w:outlineLvl w:val="0"/>
+      </w:pPr>
     </w:p>
     <w:p>
       <w:pPr>
@@ -465,7 +1224,23 @@
         <w:outlineLvl w:val="0"/>
       </w:pPr>
       <w:r>
-        <w:t xml:space="preserve">Um sistema de tempo real tem 4 eventos com períodos de 50, 100, 200, 250 msegs cada. Considere que cada evento demande 35, 20, 10 e x msegs de CPU respectivamente. Qual o maior valor de x para que o sistema continue escalonável? </w:t>
+        <w:t xml:space="preserve">Um sistema de tempo real tem 4 eventos com períodos de 50, 100, 200, 250 </w:t>
+      </w:r>
+      <w:proofErr w:type="spellStart"/>
+      <w:r>
+        <w:t>msegs</w:t>
+      </w:r>
+      <w:proofErr w:type="spellEnd"/>
+      <w:r>
+        <w:t xml:space="preserve"> cada. Considere que cada evento demande 35, 20, 10 e x </w:t>
+      </w:r>
+      <w:proofErr w:type="spellStart"/>
+      <w:r>
+        <w:t>msegs</w:t>
+      </w:r>
+      <w:proofErr w:type="spellEnd"/>
+      <w:r>
+        <w:t xml:space="preserve"> de CPU respectivamente. Qual o maior valor de x para que o sistema continue escalonável? </w:t>
       </w:r>
     </w:p>
     <w:p>
@@ -483,8 +1258,50 @@
         <w:jc w:val="both"/>
         <w:outlineLvl w:val="0"/>
       </w:pPr>
-      <w:r>
-        <w:t xml:space="preserve">Obs: em um sistema de tempo real um evento e1 deve ser completado antes que o mesmo evento ocorra novamente. Se isto não acontecer o sistema não será escalonável.   </w:t>
+      <w:proofErr w:type="spellStart"/>
+      <w:r>
+        <w:t>Obs</w:t>
+      </w:r>
+      <w:proofErr w:type="spellEnd"/>
+      <w:r>
+        <w:t xml:space="preserve">: em um sistema de tempo real um evento e1 deve ser completado antes que o mesmo evento ocorra novamente. Se isto não acontecer o sistema não será escalonável.   </w:t>
+      </w:r>
+    </w:p>
+    <w:p>
+      <w:pPr>
+        <w:pStyle w:val="Corpodetexto"/>
+        <w:ind w:left="372" w:firstLine="348"/>
+        <w:jc w:val="both"/>
+        <w:outlineLvl w:val="0"/>
+      </w:pPr>
+    </w:p>
+    <w:p>
+      <w:pPr>
+        <w:pStyle w:val="Corpodetexto"/>
+        <w:ind w:left="372" w:firstLine="348"/>
+        <w:jc w:val="both"/>
+        <w:outlineLvl w:val="0"/>
+        <w:rPr>
+          <w:b/>
+          <w:bCs/>
+        </w:rPr>
+      </w:pPr>
+      <w:r>
+        <w:rPr>
+          <w:b/>
+          <w:bCs/>
+        </w:rPr>
+        <w:t>R:</w:t>
+      </w:r>
+      <w:r>
+        <w:rPr>
+          <w:b/>
+          <w:bCs/>
+        </w:rPr>
+        <w:t xml:space="preserve"> </w:t>
+      </w:r>
+      <w:r>
+        <w:t xml:space="preserve">12,5 </w:t>
       </w:r>
     </w:p>
     <w:sectPr>
@@ -751,6 +1568,95 @@
     </w:lvl>
   </w:abstractNum>
   <w:abstractNum w:abstractNumId="5" w15:restartNumberingAfterBreak="0">
+    <w:nsid w:val="12AB6E76"/>
+    <w:multiLevelType w:val="hybridMultilevel"/>
+    <w:tmpl w:val="68921D3A"/>
+    <w:lvl w:ilvl="0" w:tplc="DF80D142">
+      <w:start w:val="1"/>
+      <w:numFmt w:val="upperLetter"/>
+      <w:lvlText w:val="%1)"/>
+      <w:lvlJc w:val="left"/>
+      <w:pPr>
+        <w:ind w:left="1065" w:hanging="360"/>
+      </w:pPr>
+      <w:rPr>
+        <w:rFonts w:hint="default"/>
+      </w:rPr>
+    </w:lvl>
+    <w:lvl w:ilvl="1" w:tplc="04160019" w:tentative="1">
+      <w:start w:val="1"/>
+      <w:numFmt w:val="lowerLetter"/>
+      <w:lvlText w:val="%2."/>
+      <w:lvlJc w:val="left"/>
+      <w:pPr>
+        <w:ind w:left="1785" w:hanging="360"/>
+      </w:pPr>
+    </w:lvl>
+    <w:lvl w:ilvl="2" w:tplc="0416001B" w:tentative="1">
+      <w:start w:val="1"/>
+      <w:numFmt w:val="lowerRoman"/>
+      <w:lvlText w:val="%3."/>
+      <w:lvlJc w:val="right"/>
+      <w:pPr>
+        <w:ind w:left="2505" w:hanging="180"/>
+      </w:pPr>
+    </w:lvl>
+    <w:lvl w:ilvl="3" w:tplc="0416000F" w:tentative="1">
+      <w:start w:val="1"/>
+      <w:numFmt w:val="decimal"/>
+      <w:lvlText w:val="%4."/>
+      <w:lvlJc w:val="left"/>
+      <w:pPr>
+        <w:ind w:left="3225" w:hanging="360"/>
+      </w:pPr>
+    </w:lvl>
+    <w:lvl w:ilvl="4" w:tplc="04160019" w:tentative="1">
+      <w:start w:val="1"/>
+      <w:numFmt w:val="lowerLetter"/>
+      <w:lvlText w:val="%5."/>
+      <w:lvlJc w:val="left"/>
+      <w:pPr>
+        <w:ind w:left="3945" w:hanging="360"/>
+      </w:pPr>
+    </w:lvl>
+    <w:lvl w:ilvl="5" w:tplc="0416001B" w:tentative="1">
+      <w:start w:val="1"/>
+      <w:numFmt w:val="lowerRoman"/>
+      <w:lvlText w:val="%6."/>
+      <w:lvlJc w:val="right"/>
+      <w:pPr>
+        <w:ind w:left="4665" w:hanging="180"/>
+      </w:pPr>
+    </w:lvl>
+    <w:lvl w:ilvl="6" w:tplc="0416000F" w:tentative="1">
+      <w:start w:val="1"/>
+      <w:numFmt w:val="decimal"/>
+      <w:lvlText w:val="%7."/>
+      <w:lvlJc w:val="left"/>
+      <w:pPr>
+        <w:ind w:left="5385" w:hanging="360"/>
+      </w:pPr>
+    </w:lvl>
+    <w:lvl w:ilvl="7" w:tplc="04160019" w:tentative="1">
+      <w:start w:val="1"/>
+      <w:numFmt w:val="lowerLetter"/>
+      <w:lvlText w:val="%8."/>
+      <w:lvlJc w:val="left"/>
+      <w:pPr>
+        <w:ind w:left="6105" w:hanging="360"/>
+      </w:pPr>
+    </w:lvl>
+    <w:lvl w:ilvl="8" w:tplc="0416001B" w:tentative="1">
+      <w:start w:val="1"/>
+      <w:numFmt w:val="lowerRoman"/>
+      <w:lvlText w:val="%9."/>
+      <w:lvlJc w:val="right"/>
+      <w:pPr>
+        <w:ind w:left="6825" w:hanging="180"/>
+      </w:pPr>
+    </w:lvl>
+  </w:abstractNum>
+  <w:abstractNum w:abstractNumId="6" w15:restartNumberingAfterBreak="0">
     <w:nsid w:val="12D93827"/>
     <w:multiLevelType w:val="singleLevel"/>
     <w:tmpl w:val="04160001"/>
@@ -770,7 +1676,96 @@
       </w:rPr>
     </w:lvl>
   </w:abstractNum>
-  <w:abstractNum w:abstractNumId="6" w15:restartNumberingAfterBreak="0">
+  <w:abstractNum w:abstractNumId="7" w15:restartNumberingAfterBreak="0">
+    <w:nsid w:val="12DF1CED"/>
+    <w:multiLevelType w:val="hybridMultilevel"/>
+    <w:tmpl w:val="40B0FE14"/>
+    <w:lvl w:ilvl="0" w:tplc="455C63EE">
+      <w:start w:val="1"/>
+      <w:numFmt w:val="lowerLetter"/>
+      <w:lvlText w:val="%1)"/>
+      <w:lvlJc w:val="left"/>
+      <w:pPr>
+        <w:ind w:left="1068" w:hanging="360"/>
+      </w:pPr>
+      <w:rPr>
+        <w:rFonts w:hint="default"/>
+      </w:rPr>
+    </w:lvl>
+    <w:lvl w:ilvl="1" w:tplc="04160019" w:tentative="1">
+      <w:start w:val="1"/>
+      <w:numFmt w:val="lowerLetter"/>
+      <w:lvlText w:val="%2."/>
+      <w:lvlJc w:val="left"/>
+      <w:pPr>
+        <w:ind w:left="1788" w:hanging="360"/>
+      </w:pPr>
+    </w:lvl>
+    <w:lvl w:ilvl="2" w:tplc="0416001B" w:tentative="1">
+      <w:start w:val="1"/>
+      <w:numFmt w:val="lowerRoman"/>
+      <w:lvlText w:val="%3."/>
+      <w:lvlJc w:val="right"/>
+      <w:pPr>
+        <w:ind w:left="2508" w:hanging="180"/>
+      </w:pPr>
+    </w:lvl>
+    <w:lvl w:ilvl="3" w:tplc="0416000F" w:tentative="1">
+      <w:start w:val="1"/>
+      <w:numFmt w:val="decimal"/>
+      <w:lvlText w:val="%4."/>
+      <w:lvlJc w:val="left"/>
+      <w:pPr>
+        <w:ind w:left="3228" w:hanging="360"/>
+      </w:pPr>
+    </w:lvl>
+    <w:lvl w:ilvl="4" w:tplc="04160019" w:tentative="1">
+      <w:start w:val="1"/>
+      <w:numFmt w:val="lowerLetter"/>
+      <w:lvlText w:val="%5."/>
+      <w:lvlJc w:val="left"/>
+      <w:pPr>
+        <w:ind w:left="3948" w:hanging="360"/>
+      </w:pPr>
+    </w:lvl>
+    <w:lvl w:ilvl="5" w:tplc="0416001B" w:tentative="1">
+      <w:start w:val="1"/>
+      <w:numFmt w:val="lowerRoman"/>
+      <w:lvlText w:val="%6."/>
+      <w:lvlJc w:val="right"/>
+      <w:pPr>
+        <w:ind w:left="4668" w:hanging="180"/>
+      </w:pPr>
+    </w:lvl>
+    <w:lvl w:ilvl="6" w:tplc="0416000F" w:tentative="1">
+      <w:start w:val="1"/>
+      <w:numFmt w:val="decimal"/>
+      <w:lvlText w:val="%7."/>
+      <w:lvlJc w:val="left"/>
+      <w:pPr>
+        <w:ind w:left="5388" w:hanging="360"/>
+      </w:pPr>
+    </w:lvl>
+    <w:lvl w:ilvl="7" w:tplc="04160019" w:tentative="1">
+      <w:start w:val="1"/>
+      <w:numFmt w:val="lowerLetter"/>
+      <w:lvlText w:val="%8."/>
+      <w:lvlJc w:val="left"/>
+      <w:pPr>
+        <w:ind w:left="6108" w:hanging="360"/>
+      </w:pPr>
+    </w:lvl>
+    <w:lvl w:ilvl="8" w:tplc="0416001B" w:tentative="1">
+      <w:start w:val="1"/>
+      <w:numFmt w:val="lowerRoman"/>
+      <w:lvlText w:val="%9."/>
+      <w:lvlJc w:val="right"/>
+      <w:pPr>
+        <w:ind w:left="6828" w:hanging="180"/>
+      </w:pPr>
+    </w:lvl>
+  </w:abstractNum>
+  <w:abstractNum w:abstractNumId="8" w15:restartNumberingAfterBreak="0">
     <w:nsid w:val="15E94D19"/>
     <w:multiLevelType w:val="singleLevel"/>
     <w:tmpl w:val="04160001"/>
@@ -790,7 +1785,7 @@
       </w:rPr>
     </w:lvl>
   </w:abstractNum>
-  <w:abstractNum w:abstractNumId="7" w15:restartNumberingAfterBreak="0">
+  <w:abstractNum w:abstractNumId="9" w15:restartNumberingAfterBreak="0">
     <w:nsid w:val="1FB9323C"/>
     <w:multiLevelType w:val="singleLevel"/>
     <w:tmpl w:val="0416000F"/>
@@ -807,7 +1802,7 @@
       </w:pPr>
     </w:lvl>
   </w:abstractNum>
-  <w:abstractNum w:abstractNumId="8" w15:restartNumberingAfterBreak="0">
+  <w:abstractNum w:abstractNumId="10" w15:restartNumberingAfterBreak="0">
     <w:nsid w:val="22B40A22"/>
     <w:multiLevelType w:val="singleLevel"/>
     <w:tmpl w:val="04160001"/>
@@ -827,7 +1822,7 @@
       </w:rPr>
     </w:lvl>
   </w:abstractNum>
-  <w:abstractNum w:abstractNumId="9" w15:restartNumberingAfterBreak="0">
+  <w:abstractNum w:abstractNumId="11" w15:restartNumberingAfterBreak="0">
     <w:nsid w:val="27DD7785"/>
     <w:multiLevelType w:val="hybridMultilevel"/>
     <w:tmpl w:val="180A7954"/>
@@ -940,7 +1935,7 @@
       </w:pPr>
     </w:lvl>
   </w:abstractNum>
-  <w:abstractNum w:abstractNumId="10" w15:restartNumberingAfterBreak="0">
+  <w:abstractNum w:abstractNumId="12" w15:restartNumberingAfterBreak="0">
     <w:nsid w:val="41395D76"/>
     <w:multiLevelType w:val="singleLevel"/>
     <w:tmpl w:val="04160019"/>
@@ -960,7 +1955,7 @@
       </w:rPr>
     </w:lvl>
   </w:abstractNum>
-  <w:abstractNum w:abstractNumId="11" w15:restartNumberingAfterBreak="0">
+  <w:abstractNum w:abstractNumId="13" w15:restartNumberingAfterBreak="0">
     <w:nsid w:val="45CB304F"/>
     <w:multiLevelType w:val="singleLevel"/>
     <w:tmpl w:val="04160019"/>
@@ -980,7 +1975,7 @@
       </w:rPr>
     </w:lvl>
   </w:abstractNum>
-  <w:abstractNum w:abstractNumId="12" w15:restartNumberingAfterBreak="0">
+  <w:abstractNum w:abstractNumId="14" w15:restartNumberingAfterBreak="0">
     <w:nsid w:val="477A5409"/>
     <w:multiLevelType w:val="singleLevel"/>
     <w:tmpl w:val="04160019"/>
@@ -997,7 +1992,7 @@
       </w:pPr>
     </w:lvl>
   </w:abstractNum>
-  <w:abstractNum w:abstractNumId="13" w15:restartNumberingAfterBreak="0">
+  <w:abstractNum w:abstractNumId="15" w15:restartNumberingAfterBreak="0">
     <w:nsid w:val="497B46BC"/>
     <w:multiLevelType w:val="singleLevel"/>
     <w:tmpl w:val="0416000F"/>
@@ -1014,7 +2009,7 @@
       </w:pPr>
     </w:lvl>
   </w:abstractNum>
-  <w:abstractNum w:abstractNumId="14" w15:restartNumberingAfterBreak="0">
+  <w:abstractNum w:abstractNumId="16" w15:restartNumberingAfterBreak="0">
     <w:nsid w:val="57522801"/>
     <w:multiLevelType w:val="singleLevel"/>
     <w:tmpl w:val="04160001"/>
@@ -1034,7 +2029,7 @@
       </w:rPr>
     </w:lvl>
   </w:abstractNum>
-  <w:abstractNum w:abstractNumId="15" w15:restartNumberingAfterBreak="0">
+  <w:abstractNum w:abstractNumId="17" w15:restartNumberingAfterBreak="0">
     <w:nsid w:val="601F5EB9"/>
     <w:multiLevelType w:val="singleLevel"/>
     <w:tmpl w:val="04160001"/>
@@ -1054,7 +2049,7 @@
       </w:rPr>
     </w:lvl>
   </w:abstractNum>
-  <w:abstractNum w:abstractNumId="16" w15:restartNumberingAfterBreak="0">
+  <w:abstractNum w:abstractNumId="18" w15:restartNumberingAfterBreak="0">
     <w:nsid w:val="614613BB"/>
     <w:multiLevelType w:val="singleLevel"/>
     <w:tmpl w:val="04160001"/>
@@ -1074,7 +2069,7 @@
       </w:rPr>
     </w:lvl>
   </w:abstractNum>
-  <w:abstractNum w:abstractNumId="17" w15:restartNumberingAfterBreak="0">
+  <w:abstractNum w:abstractNumId="19" w15:restartNumberingAfterBreak="0">
     <w:nsid w:val="65A1206B"/>
     <w:multiLevelType w:val="singleLevel"/>
     <w:tmpl w:val="0416000F"/>
@@ -1091,7 +2086,7 @@
       </w:pPr>
     </w:lvl>
   </w:abstractNum>
-  <w:abstractNum w:abstractNumId="18" w15:restartNumberingAfterBreak="0">
+  <w:abstractNum w:abstractNumId="20" w15:restartNumberingAfterBreak="0">
     <w:nsid w:val="65D56697"/>
     <w:multiLevelType w:val="singleLevel"/>
     <w:tmpl w:val="04160001"/>
@@ -1111,7 +2106,7 @@
       </w:rPr>
     </w:lvl>
   </w:abstractNum>
-  <w:abstractNum w:abstractNumId="19" w15:restartNumberingAfterBreak="0">
+  <w:abstractNum w:abstractNumId="21" w15:restartNumberingAfterBreak="0">
     <w:nsid w:val="662D27B6"/>
     <w:multiLevelType w:val="singleLevel"/>
     <w:tmpl w:val="0416000F"/>
@@ -1128,7 +2123,7 @@
       </w:pPr>
     </w:lvl>
   </w:abstractNum>
-  <w:abstractNum w:abstractNumId="20" w15:restartNumberingAfterBreak="0">
+  <w:abstractNum w:abstractNumId="22" w15:restartNumberingAfterBreak="0">
     <w:nsid w:val="6A87027D"/>
     <w:multiLevelType w:val="singleLevel"/>
     <w:tmpl w:val="04160001"/>
@@ -1148,7 +2143,7 @@
       </w:rPr>
     </w:lvl>
   </w:abstractNum>
-  <w:abstractNum w:abstractNumId="21" w15:restartNumberingAfterBreak="0">
+  <w:abstractNum w:abstractNumId="23" w15:restartNumberingAfterBreak="0">
     <w:nsid w:val="6D5B0B4C"/>
     <w:multiLevelType w:val="singleLevel"/>
     <w:tmpl w:val="04160019"/>
@@ -1165,7 +2160,7 @@
       </w:pPr>
     </w:lvl>
   </w:abstractNum>
-  <w:abstractNum w:abstractNumId="22" w15:restartNumberingAfterBreak="0">
+  <w:abstractNum w:abstractNumId="24" w15:restartNumberingAfterBreak="0">
     <w:nsid w:val="6EEC2333"/>
     <w:multiLevelType w:val="singleLevel"/>
     <w:tmpl w:val="04160001"/>
@@ -1185,7 +2180,7 @@
       </w:rPr>
     </w:lvl>
   </w:abstractNum>
-  <w:abstractNum w:abstractNumId="23" w15:restartNumberingAfterBreak="0">
+  <w:abstractNum w:abstractNumId="25" w15:restartNumberingAfterBreak="0">
     <w:nsid w:val="70203F3A"/>
     <w:multiLevelType w:val="hybridMultilevel"/>
     <w:tmpl w:val="DAA0C5C0"/>
@@ -1301,7 +2296,7 @@
       </w:pPr>
     </w:lvl>
   </w:abstractNum>
-  <w:abstractNum w:abstractNumId="24" w15:restartNumberingAfterBreak="0">
+  <w:abstractNum w:abstractNumId="26" w15:restartNumberingAfterBreak="0">
     <w:nsid w:val="70B9303D"/>
     <w:multiLevelType w:val="singleLevel"/>
     <w:tmpl w:val="04160019"/>
@@ -1321,7 +2316,7 @@
       </w:rPr>
     </w:lvl>
   </w:abstractNum>
-  <w:abstractNum w:abstractNumId="25" w15:restartNumberingAfterBreak="0">
+  <w:abstractNum w:abstractNumId="27" w15:restartNumberingAfterBreak="0">
     <w:nsid w:val="71301943"/>
     <w:multiLevelType w:val="singleLevel"/>
     <w:tmpl w:val="04160019"/>
@@ -1341,7 +2336,7 @@
       </w:rPr>
     </w:lvl>
   </w:abstractNum>
-  <w:abstractNum w:abstractNumId="26" w15:restartNumberingAfterBreak="0">
+  <w:abstractNum w:abstractNumId="28" w15:restartNumberingAfterBreak="0">
     <w:nsid w:val="71FD3D7E"/>
     <w:multiLevelType w:val="singleLevel"/>
     <w:tmpl w:val="04160019"/>
@@ -1358,7 +2353,7 @@
       </w:pPr>
     </w:lvl>
   </w:abstractNum>
-  <w:abstractNum w:abstractNumId="27" w15:restartNumberingAfterBreak="0">
+  <w:abstractNum w:abstractNumId="29" w15:restartNumberingAfterBreak="0">
     <w:nsid w:val="724A5AB4"/>
     <w:multiLevelType w:val="singleLevel"/>
     <w:tmpl w:val="04160019"/>
@@ -1375,7 +2370,7 @@
       </w:pPr>
     </w:lvl>
   </w:abstractNum>
-  <w:abstractNum w:abstractNumId="28" w15:restartNumberingAfterBreak="0">
+  <w:abstractNum w:abstractNumId="30" w15:restartNumberingAfterBreak="0">
     <w:nsid w:val="7B314B3D"/>
     <w:multiLevelType w:val="singleLevel"/>
     <w:tmpl w:val="04160001"/>
@@ -1396,94 +2391,100 @@
     </w:lvl>
   </w:abstractNum>
   <w:num w:numId="1" w16cid:durableId="1900895330">
-    <w:abstractNumId w:val="8"/>
+    <w:abstractNumId w:val="10"/>
   </w:num>
   <w:num w:numId="2" w16cid:durableId="2041544442">
+    <w:abstractNumId w:val="18"/>
+  </w:num>
+  <w:num w:numId="3" w16cid:durableId="1509636211">
     <w:abstractNumId w:val="16"/>
   </w:num>
-  <w:num w:numId="3" w16cid:durableId="1509636211">
-    <w:abstractNumId w:val="14"/>
-  </w:num>
   <w:num w:numId="4" w16cid:durableId="127402177">
-    <w:abstractNumId w:val="22"/>
+    <w:abstractNumId w:val="24"/>
   </w:num>
   <w:num w:numId="5" w16cid:durableId="2134865229">
     <w:abstractNumId w:val="3"/>
   </w:num>
   <w:num w:numId="6" w16cid:durableId="865409260">
+    <w:abstractNumId w:val="23"/>
+  </w:num>
+  <w:num w:numId="7" w16cid:durableId="1920551260">
     <w:abstractNumId w:val="21"/>
   </w:num>
-  <w:num w:numId="7" w16cid:durableId="1920551260">
-    <w:abstractNumId w:val="19"/>
-  </w:num>
   <w:num w:numId="8" w16cid:durableId="1251893052">
-    <w:abstractNumId w:val="7"/>
+    <w:abstractNumId w:val="9"/>
   </w:num>
   <w:num w:numId="9" w16cid:durableId="1308558988">
     <w:abstractNumId w:val="0"/>
   </w:num>
   <w:num w:numId="10" w16cid:durableId="1084036673">
-    <w:abstractNumId w:val="15"/>
+    <w:abstractNumId w:val="17"/>
   </w:num>
   <w:num w:numId="11" w16cid:durableId="2069377636">
     <w:abstractNumId w:val="4"/>
   </w:num>
   <w:num w:numId="12" w16cid:durableId="1084303000">
-    <w:abstractNumId w:val="5"/>
+    <w:abstractNumId w:val="6"/>
   </w:num>
   <w:num w:numId="13" w16cid:durableId="1102648835">
-    <w:abstractNumId w:val="18"/>
+    <w:abstractNumId w:val="20"/>
   </w:num>
   <w:num w:numId="14" w16cid:durableId="1601252830">
-    <w:abstractNumId w:val="28"/>
+    <w:abstractNumId w:val="30"/>
   </w:num>
   <w:num w:numId="15" w16cid:durableId="1405102403">
-    <w:abstractNumId w:val="6"/>
+    <w:abstractNumId w:val="8"/>
   </w:num>
   <w:num w:numId="16" w16cid:durableId="708914544">
-    <w:abstractNumId w:val="24"/>
+    <w:abstractNumId w:val="26"/>
   </w:num>
   <w:num w:numId="17" w16cid:durableId="17513743">
-    <w:abstractNumId w:val="10"/>
+    <w:abstractNumId w:val="12"/>
   </w:num>
   <w:num w:numId="18" w16cid:durableId="1950972078">
     <w:abstractNumId w:val="2"/>
   </w:num>
   <w:num w:numId="19" w16cid:durableId="17241746">
-    <w:abstractNumId w:val="20"/>
+    <w:abstractNumId w:val="22"/>
   </w:num>
   <w:num w:numId="20" w16cid:durableId="1012028150">
-    <w:abstractNumId w:val="11"/>
+    <w:abstractNumId w:val="13"/>
   </w:num>
   <w:num w:numId="21" w16cid:durableId="477499258">
-    <w:abstractNumId w:val="21"/>
+    <w:abstractNumId w:val="23"/>
   </w:num>
   <w:num w:numId="22" w16cid:durableId="661127965">
     <w:abstractNumId w:val="1"/>
   </w:num>
   <w:num w:numId="23" w16cid:durableId="789975156">
-    <w:abstractNumId w:val="26"/>
+    <w:abstractNumId w:val="28"/>
   </w:num>
   <w:num w:numId="24" w16cid:durableId="33432998">
-    <w:abstractNumId w:val="12"/>
+    <w:abstractNumId w:val="14"/>
   </w:num>
   <w:num w:numId="25" w16cid:durableId="1535460300">
+    <w:abstractNumId w:val="27"/>
+  </w:num>
+  <w:num w:numId="26" w16cid:durableId="1642735084">
+    <w:abstractNumId w:val="15"/>
+  </w:num>
+  <w:num w:numId="27" w16cid:durableId="497774951">
+    <w:abstractNumId w:val="19"/>
+  </w:num>
+  <w:num w:numId="28" w16cid:durableId="1083526804">
+    <w:abstractNumId w:val="23"/>
+  </w:num>
+  <w:num w:numId="29" w16cid:durableId="1334147281">
+    <w:abstractNumId w:val="11"/>
+  </w:num>
+  <w:num w:numId="30" w16cid:durableId="460419747">
     <w:abstractNumId w:val="25"/>
   </w:num>
-  <w:num w:numId="26" w16cid:durableId="1642735084">
-    <w:abstractNumId w:val="13"/>
+  <w:num w:numId="31" w16cid:durableId="1596748831">
+    <w:abstractNumId w:val="7"/>
   </w:num>
-  <w:num w:numId="27" w16cid:durableId="497774951">
-    <w:abstractNumId w:val="17"/>
-  </w:num>
-  <w:num w:numId="28" w16cid:durableId="1083526804">
-    <w:abstractNumId w:val="21"/>
-  </w:num>
-  <w:num w:numId="29" w16cid:durableId="1334147281">
-    <w:abstractNumId w:val="9"/>
-  </w:num>
-  <w:num w:numId="30" w16cid:durableId="460419747">
-    <w:abstractNumId w:val="23"/>
+  <w:num w:numId="32" w16cid:durableId="1784156210">
+    <w:abstractNumId w:val="5"/>
   </w:num>
 </w:numbering>
 </file>
@@ -1912,7 +2913,6 @@
   <w:style w:type="character" w:default="1" w:styleId="Fontepargpadro">
     <w:name w:val="Default Paragraph Font"/>
     <w:uiPriority w:val="1"/>
-    <w:semiHidden/>
     <w:unhideWhenUsed/>
   </w:style>
   <w:style w:type="table" w:default="1" w:styleId="Tabelanormal">
@@ -1939,6 +2939,7 @@
   <w:style w:type="paragraph" w:styleId="Corpodetexto">
     <w:name w:val="Body Text"/>
     <w:basedOn w:val="Normal"/>
+    <w:link w:val="CorpodetextoChar"/>
     <w:rsid w:val="00515B41"/>
     <w:rPr>
       <w:sz w:val="22"/>
@@ -1976,6 +2977,37 @@
         <w:tab w:val="right" w:pos="8838"/>
       </w:tabs>
     </w:pPr>
+  </w:style>
+  <w:style w:type="paragraph" w:styleId="PargrafodaLista">
+    <w:name w:val="List Paragraph"/>
+    <w:basedOn w:val="Normal"/>
+    <w:uiPriority w:val="34"/>
+    <w:qFormat/>
+    <w:rsid w:val="005C6B83"/>
+    <w:pPr>
+      <w:ind w:left="720"/>
+      <w:contextualSpacing/>
+    </w:pPr>
+  </w:style>
+  <w:style w:type="paragraph" w:styleId="NormalWeb">
+    <w:name w:val="Normal (Web)"/>
+    <w:basedOn w:val="Normal"/>
+    <w:semiHidden/>
+    <w:unhideWhenUsed/>
+    <w:rsid w:val="0047107E"/>
+    <w:rPr>
+      <w:sz w:val="24"/>
+      <w:szCs w:val="24"/>
+    </w:rPr>
+  </w:style>
+  <w:style w:type="character" w:customStyle="1" w:styleId="CorpodetextoChar">
+    <w:name w:val="Corpo de texto Char"/>
+    <w:basedOn w:val="Fontepargpadro"/>
+    <w:link w:val="Corpodetexto"/>
+    <w:rsid w:val="001E645B"/>
+    <w:rPr>
+      <w:sz w:val="22"/>
+    </w:rPr>
   </w:style>
 </w:styles>
 </file>
